--- a/public_html/6/Обратная связь - 6.docx
+++ b/public_html/6/Обратная связь - 6.docx
@@ -21,10 +21,19 @@
         <w:spacing w:line="360" w:lineRule="auto"/>
       </w:pPr>
       <w:r>
-        <w:t>Неудобно, что из презентации нельзя скопировать код базовых примеров. Пожалуйста, приведите их там без скриншотов.</w:t>
-      </w:r>
-      <w:r>
-        <w:t xml:space="preserve"> Это точно касается задания цвета на слайдах 4-6 и далее тоже есть слайды, где нельзя скопировать самое важное.</w:t>
+        <w:t>Самый популярный формат Компактная запись Есть сокращённая форма (#FFF)</w:t>
+      </w:r>
+      <w:r>
+        <w:t xml:space="preserve">. Стоит дополнить, что это сокращение от </w:t>
+      </w:r>
+      <w:r>
+        <w:t>#FFF</w:t>
+      </w:r>
+      <w:r>
+        <w:rPr>
+          <w:lang w:val="en-US"/>
+        </w:rPr>
+        <w:t>FFF</w:t>
       </w:r>
     </w:p>
     <w:p>
@@ -37,259 +46,33 @@
         <w:spacing w:line="360" w:lineRule="auto"/>
       </w:pPr>
       <w:r>
-        <w:t>В презентации можно приводить не весь код.  Например, на 8-ом слайде не интересны отступы.</w:t>
+        <w:t>Приведена таб</w:t>
+      </w:r>
+      <w:r>
+        <w:t>лица с цветами, из которой опять не скопировать цвет. Ничего про нее не сказано, а она далеко не полная…</w:t>
       </w:r>
     </w:p>
     <w:p>
       <w:pPr>
-        <w:pStyle w:val="a7"/>
-        <w:numPr>
-          <w:ilvl w:val="0"/>
-          <w:numId w:val="1"/>
-        </w:numPr>
-        <w:spacing w:line="360" w:lineRule="auto"/>
-      </w:pPr>
-      <w:r>
-        <w:t>На многих скриншотах можно уменьшить пустое пространство. Например, на 4-ом слайде точно внизу есть лишнее место</w:t>
+        <w:pStyle w:val="1"/>
+      </w:pPr>
+      <w:r>
+        <w:t>Вопросы по теории</w:t>
       </w:r>
     </w:p>
     <w:p>
       <w:pPr>
-        <w:pStyle w:val="a7"/>
-        <w:numPr>
-          <w:ilvl w:val="0"/>
-          <w:numId w:val="1"/>
-        </w:numPr>
         <w:spacing w:line="360" w:lineRule="auto"/>
       </w:pPr>
       <w:r>
-        <w:t xml:space="preserve">На многих слайдах информация воспринимается не очень хорошо – приходится «напрягаться», чтобы уловить суть. </w:t>
+        <w:t>Отсутствуют.</w:t>
       </w:r>
     </w:p>
     <w:p>
       <w:pPr>
-        <w:pStyle w:val="a7"/>
-        <w:spacing w:line="360" w:lineRule="auto"/>
-      </w:pPr>
-      <w:r>
-        <w:t xml:space="preserve">У вас это чаще из-за большого объема информации на слайде (в этом случае можно один слайд разделить на </w:t>
-      </w:r>
-      <w:r>
-        <w:t>несколько) и</w:t>
-      </w:r>
-      <w:r>
-        <w:t xml:space="preserve"> маленького пространства между элементами слайда (тут стоит добавить «воздуха» - </w:t>
-      </w:r>
-      <w:r>
-        <w:t>межстрочного</w:t>
-      </w:r>
-      <w:r>
-        <w:t xml:space="preserve"> ра</w:t>
-      </w:r>
-      <w:r>
-        <w:t>сстояния и отступов</w:t>
-      </w:r>
-      <w:r>
-        <w:t>)</w:t>
-      </w:r>
-      <w:r>
-        <w:t>:</w:t>
-      </w:r>
-    </w:p>
-    <w:p>
-      <w:pPr>
-        <w:pStyle w:val="a7"/>
-        <w:numPr>
-          <w:ilvl w:val="1"/>
-          <w:numId w:val="1"/>
-        </w:numPr>
-        <w:spacing w:line="360" w:lineRule="auto"/>
-      </w:pPr>
-      <w:r>
-        <w:t>Например, 8 слайд я бы разделила на 2.</w:t>
-      </w:r>
-    </w:p>
-    <w:p>
-      <w:pPr>
-        <w:pStyle w:val="a7"/>
-        <w:numPr>
-          <w:ilvl w:val="1"/>
-          <w:numId w:val="1"/>
-        </w:numPr>
-        <w:spacing w:line="360" w:lineRule="auto"/>
-      </w:pPr>
-      <w:r>
-        <w:t>А вот 9 слайд содержит много текста с маленьким межстрочным расстоянием, который одного шрифта без акцентов (выделение жирным почти не заметно) на главном.</w:t>
-      </w:r>
-    </w:p>
-    <w:p>
-      <w:pPr>
-        <w:pStyle w:val="a7"/>
-        <w:numPr>
-          <w:ilvl w:val="1"/>
-          <w:numId w:val="1"/>
-        </w:numPr>
-        <w:spacing w:line="360" w:lineRule="auto"/>
-      </w:pPr>
-      <w:r>
-        <w:t>На 11 слайде есть подозрение на то, что картинка перекрывает текст.</w:t>
-      </w:r>
-    </w:p>
-    <w:p>
-      <w:pPr>
-        <w:pStyle w:val="a7"/>
-        <w:numPr>
-          <w:ilvl w:val="1"/>
-          <w:numId w:val="1"/>
-        </w:numPr>
-        <w:spacing w:line="360" w:lineRule="auto"/>
-      </w:pPr>
-      <w:r>
-        <w:t xml:space="preserve">Примеры </w:t>
-      </w:r>
-      <w:r>
-        <w:rPr>
-          <w:lang w:val="en-US"/>
-        </w:rPr>
-        <w:t>CSS</w:t>
-      </w:r>
-      <w:r>
-        <w:t xml:space="preserve"> </w:t>
-      </w:r>
-      <w:r>
-        <w:t>без отступов (например, слайд 18)</w:t>
-      </w:r>
-    </w:p>
-    <w:p>
-      <w:pPr>
-        <w:pStyle w:val="a7"/>
-        <w:numPr>
-          <w:ilvl w:val="0"/>
-          <w:numId w:val="1"/>
-        </w:numPr>
-        <w:spacing w:line="360" w:lineRule="auto"/>
-      </w:pPr>
-      <w:r>
-        <w:t>Я бы еще подумала над добавления заголовочных слайдов, которые будут делить презентацию на разделы.</w:t>
-      </w:r>
-    </w:p>
-    <w:p>
-      <w:pPr>
-        <w:pStyle w:val="a7"/>
-        <w:numPr>
-          <w:ilvl w:val="0"/>
-          <w:numId w:val="1"/>
-        </w:numPr>
-        <w:spacing w:line="360" w:lineRule="auto"/>
-      </w:pPr>
-      <w:r>
-        <w:t>Возможно, на белом фоне будет лучше смотреться код из скриншотов на белом фоне.</w:t>
-      </w:r>
-    </w:p>
-    <w:p>
-      <w:pPr>
-        <w:pStyle w:val="a7"/>
-        <w:numPr>
-          <w:ilvl w:val="0"/>
-          <w:numId w:val="1"/>
-        </w:numPr>
-        <w:spacing w:line="360" w:lineRule="auto"/>
-      </w:pPr>
-      <w:r>
-        <w:t>На слайдах со спрайтами я бы добавила саму картинку, чтобы было понятнее.</w:t>
-      </w:r>
-    </w:p>
-    <w:p>
-      <w:pPr>
-        <w:pStyle w:val="a7"/>
-        <w:numPr>
-          <w:ilvl w:val="0"/>
-          <w:numId w:val="1"/>
-        </w:numPr>
-        <w:spacing w:line="360" w:lineRule="auto"/>
-      </w:pPr>
-      <w:r>
-        <w:t xml:space="preserve">Хочется узнать подробнее о задании цветов в процентах и сокращенной форма записи </w:t>
-      </w:r>
-      <w:r>
-        <w:rPr>
-          <w:lang w:val="en-US"/>
-        </w:rPr>
-        <w:t>HEX</w:t>
-      </w:r>
-      <w:r>
-        <w:t>. В презентации сказано, что так можно делать, а как именно?</w:t>
-      </w:r>
-    </w:p>
-    <w:p>
-      <w:pPr>
-        <w:pStyle w:val="a7"/>
-        <w:numPr>
-          <w:ilvl w:val="0"/>
-          <w:numId w:val="1"/>
-        </w:numPr>
-        <w:spacing w:line="360" w:lineRule="auto"/>
-      </w:pPr>
-      <w:r>
-        <w:t>Приведена таб</w:t>
-      </w:r>
-      <w:r>
-        <w:t xml:space="preserve">лица с цветами, из которой опять не скопировать цвет. Ничего про нее не сказано, а она далеко не полная… </w:t>
-      </w:r>
-    </w:p>
-    <w:p>
-      <w:pPr>
-        <w:pStyle w:val="a7"/>
-        <w:numPr>
-          <w:ilvl w:val="0"/>
-          <w:numId w:val="1"/>
-        </w:numPr>
-        <w:spacing w:line="360" w:lineRule="auto"/>
-      </w:pPr>
-      <w:proofErr w:type="spellStart"/>
-      <w:r>
-        <w:t>currentColor</w:t>
-      </w:r>
-      <w:proofErr w:type="spellEnd"/>
-      <w:r>
-        <w:t xml:space="preserve"> - упоминается, но не понятно как им </w:t>
-      </w:r>
-      <w:proofErr w:type="spellStart"/>
-      <w:r>
-        <w:t>пользоватьсчя</w:t>
-      </w:r>
-      <w:proofErr w:type="spellEnd"/>
-      <w:r>
-        <w:t>.</w:t>
-      </w:r>
-    </w:p>
-    <w:p>
-      <w:pPr>
         <w:pStyle w:val="1"/>
       </w:pPr>
       <w:r>
-        <w:t>Вопросы по теории</w:t>
-      </w:r>
-    </w:p>
-    <w:p>
-      <w:pPr>
-        <w:spacing w:line="360" w:lineRule="auto"/>
-      </w:pPr>
-    </w:p>
-    <w:p>
-      <w:pPr>
-        <w:spacing w:line="360" w:lineRule="auto"/>
-      </w:pPr>
-      <w:r>
-        <w:t>Отсутствуют.</w:t>
-      </w:r>
-    </w:p>
-    <w:p>
-      <w:pPr>
-        <w:pStyle w:val="1"/>
-      </w:pPr>
-      <w:r>
-        <w:lastRenderedPageBreak/>
         <w:t>Примеры</w:t>
       </w:r>
     </w:p>
@@ -303,117 +86,27 @@
         <w:spacing w:line="360" w:lineRule="auto"/>
       </w:pPr>
       <w:r>
-        <w:t>В разделе «</w:t>
-      </w:r>
-      <w:r>
-        <w:t>Форматы цветов</w:t>
-      </w:r>
-      <w:r>
-        <w:t>»:</w:t>
+        <w:t>Убрать</w:t>
       </w:r>
       <w:r>
         <w:t xml:space="preserve"> </w:t>
       </w:r>
       <w:r>
-        <w:t>заменить текст у первых двух примеров.</w:t>
-      </w:r>
-    </w:p>
-    <w:p>
-      <w:pPr>
-        <w:pStyle w:val="a7"/>
-        <w:numPr>
-          <w:ilvl w:val="0"/>
-          <w:numId w:val="2"/>
-        </w:numPr>
-        <w:spacing w:line="360" w:lineRule="auto"/>
-      </w:pPr>
-      <w:r>
-        <w:t xml:space="preserve">Добавить </w:t>
-      </w:r>
-      <w:proofErr w:type="gramStart"/>
-      <w:r>
-        <w:t>примеры</w:t>
-      </w:r>
-      <w:proofErr w:type="gramEnd"/>
-      <w:r>
-        <w:t xml:space="preserve"> где картинка растягивается фоном на весь элемент разными способами. Подробнее о </w:t>
-      </w:r>
-      <w:proofErr w:type="spellStart"/>
-      <w:r>
-        <w:t>background-size</w:t>
-      </w:r>
-      <w:proofErr w:type="spellEnd"/>
-      <w:r>
-        <w:t xml:space="preserve"> (он является</w:t>
-      </w:r>
-      <w:r>
-        <w:t xml:space="preserve"> важной </w:t>
-      </w:r>
-      <w:r>
-        <w:t xml:space="preserve">частью </w:t>
-      </w:r>
-      <w:proofErr w:type="spellStart"/>
-      <w:r>
-        <w:t>background</w:t>
-      </w:r>
-      <w:proofErr w:type="spellEnd"/>
-      <w:r>
-        <w:t>)</w:t>
-      </w:r>
-      <w:r>
-        <w:t>.</w:t>
-      </w:r>
-    </w:p>
-    <w:p>
-      <w:pPr>
-        <w:pStyle w:val="a7"/>
-        <w:numPr>
-          <w:ilvl w:val="0"/>
-          <w:numId w:val="2"/>
-        </w:numPr>
-        <w:spacing w:line="360" w:lineRule="auto"/>
-      </w:pPr>
-      <w:r>
-        <w:t>Добавить примеры градиента из нескольких цветов. Например, радуги. И примеры с указанием процентов того, какую часть какой цвет занимает.</w:t>
-      </w:r>
-    </w:p>
-    <w:p>
-      <w:pPr>
-        <w:pStyle w:val="a7"/>
-        <w:numPr>
-          <w:ilvl w:val="0"/>
-          <w:numId w:val="2"/>
-        </w:numPr>
-        <w:spacing w:line="360" w:lineRule="auto"/>
+        <w:t>атрибут</w:t>
+      </w:r>
+      <w:r>
+        <w:t xml:space="preserve"> </w:t>
+      </w:r>
+      <w:r>
         <w:rPr>
           <w:lang w:val="en-US"/>
         </w:rPr>
-      </w:pPr>
-      <w:r>
-        <w:t>Убрать</w:t>
-      </w:r>
-      <w:r>
-        <w:rPr>
-          <w:lang w:val="en-US"/>
-        </w:rPr>
-        <w:t xml:space="preserve"> </w:t>
-      </w:r>
-      <w:r>
-        <w:t>атрибут</w:t>
-      </w:r>
-      <w:r>
-        <w:rPr>
-          <w:lang w:val="en-US"/>
-        </w:rPr>
-        <w:t xml:space="preserve"> style</w:t>
+        <w:t>style</w:t>
       </w:r>
       <w:r>
         <w:t xml:space="preserve"> из</w:t>
       </w:r>
       <w:r>
-        <w:rPr>
-          <w:lang w:val="en-US"/>
-        </w:rPr>
         <w:t xml:space="preserve"> </w:t>
       </w:r>
       <w:r>
@@ -433,200 +126,11 @@
     </w:p>
     <w:p>
       <w:pPr>
-        <w:pStyle w:val="a7"/>
-        <w:numPr>
-          <w:ilvl w:val="0"/>
-          <w:numId w:val="3"/>
-        </w:numPr>
         <w:spacing w:line="360" w:lineRule="auto"/>
       </w:pPr>
       <w:r>
-        <w:t>Есть требования, которые не имеют смысла в данной теме:</w:t>
-      </w:r>
-    </w:p>
-    <w:p>
-      <w:pPr>
-        <w:pStyle w:val="a7"/>
-        <w:numPr>
-          <w:ilvl w:val="1"/>
-          <w:numId w:val="3"/>
-        </w:numPr>
-        <w:spacing w:line="360" w:lineRule="auto"/>
-      </w:pPr>
-      <w:r>
-        <w:t>6 карточек размером 150x100 пикселей</w:t>
-      </w:r>
-      <w:r>
-        <w:t xml:space="preserve">. </w:t>
-      </w:r>
-      <w:r>
-        <w:t>Это н</w:t>
-      </w:r>
-      <w:r>
-        <w:t xml:space="preserve">е нужно для практики работы с цветом. Можно предложить просто создать 6 параграфов. Это проще, быстрее, а результат работы с цветами такой же.  </w:t>
-      </w:r>
-    </w:p>
-    <w:p>
-      <w:pPr>
-        <w:pStyle w:val="a7"/>
-        <w:numPr>
-          <w:ilvl w:val="1"/>
-          <w:numId w:val="3"/>
-        </w:numPr>
-        <w:spacing w:line="360" w:lineRule="auto"/>
-      </w:pPr>
-      <w:r>
-        <w:t>Карточки расположены в ряд (</w:t>
-      </w:r>
-      <w:proofErr w:type="spellStart"/>
-      <w:r>
-        <w:t>flexbox</w:t>
-      </w:r>
-      <w:proofErr w:type="spellEnd"/>
-      <w:r>
-        <w:t xml:space="preserve"> или </w:t>
-      </w:r>
-      <w:proofErr w:type="spellStart"/>
-      <w:r>
-        <w:t>grid</w:t>
-      </w:r>
-      <w:proofErr w:type="spellEnd"/>
-      <w:r>
-        <w:t>)</w:t>
-      </w:r>
-      <w:r>
-        <w:t>. Это сложно. Тема</w:t>
-      </w:r>
-      <w:r>
-        <w:t xml:space="preserve"> </w:t>
-      </w:r>
-      <w:r>
-        <w:rPr>
-          <w:lang w:val="en-US"/>
-        </w:rPr>
-        <w:t>flexbox</w:t>
-      </w:r>
-      <w:r>
-        <w:t xml:space="preserve"> </w:t>
-      </w:r>
-      <w:r>
-        <w:t>и</w:t>
-      </w:r>
-      <w:r>
-        <w:t xml:space="preserve"> </w:t>
-      </w:r>
-      <w:r>
-        <w:rPr>
-          <w:lang w:val="en-US"/>
-        </w:rPr>
-        <w:t>grid</w:t>
-      </w:r>
-      <w:r>
-        <w:t xml:space="preserve"> </w:t>
-      </w:r>
-      <w:r>
-        <w:t>идет дальше. И это требование не связано с темой доклада.</w:t>
-      </w:r>
-      <w:r>
-        <w:tab/>
-      </w:r>
-    </w:p>
-    <w:p>
-      <w:pPr>
-        <w:pStyle w:val="a7"/>
-        <w:numPr>
-          <w:ilvl w:val="1"/>
-          <w:numId w:val="3"/>
-        </w:numPr>
-        <w:spacing w:line="360" w:lineRule="auto"/>
-      </w:pPr>
-      <w:r>
-        <w:t>Эти два пункта были из первого задания, но относятся и к остальным.</w:t>
-      </w:r>
-    </w:p>
-    <w:p>
-      <w:pPr>
-        <w:spacing w:line="360" w:lineRule="auto"/>
-        <w:ind w:firstLine="360"/>
-      </w:pPr>
-      <w:r>
-        <w:t>Если вам хочется, чтобы было именно карточками, то делайте заготовку, которую нужно доработать.</w:t>
-      </w:r>
-    </w:p>
-    <w:p>
-      <w:pPr>
-        <w:pStyle w:val="a7"/>
-        <w:numPr>
-          <w:ilvl w:val="0"/>
-          <w:numId w:val="3"/>
-        </w:numPr>
-        <w:spacing w:line="360" w:lineRule="auto"/>
-      </w:pPr>
-      <w:r>
-        <w:rPr>
-          <w:lang w:val="en-US"/>
-        </w:rPr>
-        <w:t>div</w:t>
-      </w:r>
-      <w:r>
-        <w:t xml:space="preserve"> </w:t>
-      </w:r>
-      <w:r>
-        <w:rPr>
-          <w:lang w:val="en-US"/>
-        </w:rPr>
-        <w:t>class</w:t>
-      </w:r>
-      <w:r>
-        <w:t>="</w:t>
-      </w:r>
-      <w:r>
-        <w:rPr>
-          <w:lang w:val="en-US"/>
-        </w:rPr>
-        <w:t>palette</w:t>
-      </w:r>
-      <w:r>
-        <w:t xml:space="preserve">" – </w:t>
-      </w:r>
-      <w:r>
-        <w:t>это</w:t>
-      </w:r>
-      <w:r>
-        <w:t xml:space="preserve"> </w:t>
-      </w:r>
-      <w:r>
-        <w:t>то</w:t>
-      </w:r>
-      <w:r>
-        <w:t xml:space="preserve">, </w:t>
-      </w:r>
-      <w:r>
-        <w:t>где нужно сделать сой пример?</w:t>
-      </w:r>
-      <w:r>
-        <w:br/>
-        <w:t>Не очевидно, что после подсказки нужно написать решение. По тому, как задание сформулировано, я бы начала создавать свой файл.</w:t>
-      </w:r>
-    </w:p>
-    <w:p>
-      <w:pPr>
-        <w:pStyle w:val="a7"/>
-        <w:numPr>
-          <w:ilvl w:val="0"/>
-          <w:numId w:val="3"/>
-        </w:numPr>
-        <w:spacing w:line="360" w:lineRule="auto"/>
-      </w:pPr>
-      <w:r>
-        <w:t>Я бы добавила еще задание на работу со спрайтами. Оно сложнее, а просто прочитать по ним теорию недостаточно.</w:t>
-      </w:r>
-    </w:p>
-    <w:p>
-      <w:pPr>
-        <w:pStyle w:val="a7"/>
-        <w:spacing w:line="360" w:lineRule="auto"/>
-      </w:pPr>
+        <w:t>Замечаний нет</w:t>
+      </w:r>
     </w:p>
     <w:sectPr>
       <w:pgSz w:w="11906" w:h="16838"/>
@@ -1519,7 +1023,6 @@
   <w:style w:type="character" w:default="1" w:styleId="a0">
     <w:name w:val="Default Paragraph Font"/>
     <w:uiPriority w:val="1"/>
-    <w:semiHidden/>
     <w:unhideWhenUsed/>
   </w:style>
   <w:style w:type="table" w:default="1" w:styleId="a1">

--- a/public_html/6/Обратная связь - 6.docx
+++ b/public_html/6/Обратная связь - 6.docx
@@ -5,7 +5,6 @@
     <w:p>
       <w:pPr>
         <w:pStyle w:val="1"/>
-        <w:spacing w:line="360" w:lineRule="auto"/>
       </w:pPr>
       <w:r>
         <w:t>Презентация</w:t>
@@ -13,48 +12,16 @@
     </w:p>
     <w:p>
       <w:pPr>
-        <w:pStyle w:val="a7"/>
-        <w:numPr>
-          <w:ilvl w:val="0"/>
-          <w:numId w:val="1"/>
-        </w:numPr>
         <w:spacing w:line="360" w:lineRule="auto"/>
       </w:pPr>
       <w:r>
-        <w:t>Самый популярный формат Компактная запись Есть сокращённая форма (#FFF)</w:t>
-      </w:r>
-      <w:r>
-        <w:t xml:space="preserve">. Стоит дополнить, что это сокращение от </w:t>
-      </w:r>
-      <w:r>
-        <w:t>#FFF</w:t>
-      </w:r>
-      <w:r>
-        <w:rPr>
-          <w:lang w:val="en-US"/>
-        </w:rPr>
-        <w:t>FFF</w:t>
+        <w:t>Замечаний нет</w:t>
       </w:r>
     </w:p>
     <w:p>
       <w:pPr>
-        <w:pStyle w:val="a7"/>
-        <w:numPr>
-          <w:ilvl w:val="0"/>
-          <w:numId w:val="1"/>
-        </w:numPr>
+        <w:pStyle w:val="1"/>
         <w:spacing w:line="360" w:lineRule="auto"/>
-      </w:pPr>
-      <w:r>
-        <w:t>Приведена таб</w:t>
-      </w:r>
-      <w:r>
-        <w:t>лица с цветами, из которой опять не скопировать цвет. Ничего про нее не сказано, а она далеко не полная…</w:t>
-      </w:r>
-    </w:p>
-    <w:p>
-      <w:pPr>
-        <w:pStyle w:val="1"/>
       </w:pPr>
       <w:r>
         <w:t>Вопросы по теории</w:t>
@@ -65,7 +32,13 @@
         <w:spacing w:line="360" w:lineRule="auto"/>
       </w:pPr>
       <w:r>
-        <w:t>Отсутствуют.</w:t>
+        <w:rPr>
+          <w:color w:val="EE0000"/>
+        </w:rPr>
+        <w:t>Отсутствуют</w:t>
+      </w:r>
+      <w:r>
+        <w:t>.</w:t>
       </w:r>
     </w:p>
     <w:p>
@@ -78,42 +51,10 @@
     </w:p>
     <w:p>
       <w:pPr>
-        <w:pStyle w:val="a7"/>
-        <w:numPr>
-          <w:ilvl w:val="0"/>
-          <w:numId w:val="2"/>
-        </w:numPr>
         <w:spacing w:line="360" w:lineRule="auto"/>
       </w:pPr>
       <w:r>
-        <w:t>Убрать</w:t>
-      </w:r>
-      <w:r>
-        <w:t xml:space="preserve"> </w:t>
-      </w:r>
-      <w:r>
-        <w:t>атрибут</w:t>
-      </w:r>
-      <w:r>
-        <w:t xml:space="preserve"> </w:t>
-      </w:r>
-      <w:r>
-        <w:rPr>
-          <w:lang w:val="en-US"/>
-        </w:rPr>
-        <w:t>style</w:t>
-      </w:r>
-      <w:r>
-        <w:t xml:space="preserve"> из</w:t>
-      </w:r>
-      <w:r>
-        <w:t xml:space="preserve"> </w:t>
-      </w:r>
-      <w:r>
-        <w:rPr>
-          <w:lang w:val="en-US"/>
-        </w:rPr>
-        <w:t>html</w:t>
+        <w:t>Замечаний нет</w:t>
       </w:r>
     </w:p>
     <w:p>
@@ -1023,6 +964,7 @@
   <w:style w:type="character" w:default="1" w:styleId="a0">
     <w:name w:val="Default Paragraph Font"/>
     <w:uiPriority w:val="1"/>
+    <w:semiHidden/>
     <w:unhideWhenUsed/>
   </w:style>
   <w:style w:type="table" w:default="1" w:styleId="a1">
